--- a/Reactivos_por_Dimension/00_Indice.docx
+++ b/Reactivos_por_Dimension/00_Indice.docx
@@ -200,6 +200,180 @@
                 <w:b w:val="false"/>
                 <w:bCs w:val="false"/>
               </w:rPr>
+              <w:t xml:space="preserve">10</w:t>
+            </w:r>
+          </w:p>
+        </w:tc>
+        <w:tc>
+          <w:tcPr>
+            <w:tcW w:type="dxa" w:w="2800"/>
+          </w:tcPr>
+          <w:p>
+            <w:r>
+              <w:rPr>
+                <w:b w:val="false"/>
+                <w:bCs w:val="false"/>
+              </w:rPr>
+              <w:t xml:space="preserve">01_Robo.docx</w:t>
+            </w:r>
+          </w:p>
+        </w:tc>
+      </w:tr>
+      <w:tr>
+        <w:tc>
+          <w:tcPr>
+            <w:tcW w:type="dxa" w:w="500"/>
+          </w:tcPr>
+          <w:p>
+            <w:r>
+              <w:rPr>
+                <w:b w:val="false"/>
+                <w:bCs w:val="false"/>
+              </w:rPr>
+              <w:t xml:space="preserve">2</w:t>
+            </w:r>
+          </w:p>
+        </w:tc>
+        <w:tc>
+          <w:tcPr>
+            <w:tcW w:type="dxa" w:w="2800"/>
+          </w:tcPr>
+          <w:p>
+            <w:r>
+              <w:rPr>
+                <w:b w:val="false"/>
+                <w:bCs w:val="false"/>
+              </w:rPr>
+              <w:t xml:space="preserve">Mentira</w:t>
+            </w:r>
+          </w:p>
+        </w:tc>
+        <w:tc>
+          <w:tcPr>
+            <w:tcW w:type="dxa" w:w="1800"/>
+          </w:tcPr>
+          <w:p>
+            <w:r>
+              <w:rPr>
+                <w:b w:val="false"/>
+                <w:bCs w:val="false"/>
+              </w:rPr>
+              <w:t xml:space="preserve">Núcleo-Base</w:t>
+            </w:r>
+          </w:p>
+        </w:tc>
+        <w:tc>
+          <w:tcPr>
+            <w:tcW w:type="dxa" w:w="1400"/>
+          </w:tcPr>
+          <w:p>
+            <w:r>
+              <w:rPr>
+                <w:b w:val="false"/>
+                <w:bCs w:val="false"/>
+              </w:rPr>
+              <w:t xml:space="preserve">10</w:t>
+            </w:r>
+          </w:p>
+        </w:tc>
+        <w:tc>
+          <w:tcPr>
+            <w:tcW w:type="dxa" w:w="2800"/>
+          </w:tcPr>
+          <w:p>
+            <w:r>
+              <w:rPr>
+                <w:b w:val="false"/>
+                <w:bCs w:val="false"/>
+              </w:rPr>
+              <w:t xml:space="preserve">02_Mentira.docx</w:t>
+            </w:r>
+          </w:p>
+        </w:tc>
+      </w:tr>
+      <w:tr>
+        <w:tc>
+          <w:tcPr>
+            <w:tcW w:type="dxa" w:w="500"/>
+          </w:tcPr>
+          <w:p>
+            <w:r>
+              <w:rPr>
+                <w:b w:val="false"/>
+                <w:bCs w:val="false"/>
+              </w:rPr>
+              <w:t xml:space="preserve">3</w:t>
+            </w:r>
+          </w:p>
+        </w:tc>
+        <w:tc>
+          <w:tcPr>
+            <w:tcW w:type="dxa" w:w="2800"/>
+          </w:tcPr>
+          <w:p>
+            <w:r>
+              <w:rPr>
+                <w:b w:val="false"/>
+                <w:bCs w:val="false"/>
+              </w:rPr>
+              <w:t xml:space="preserve">Fraude</w:t>
+            </w:r>
+          </w:p>
+        </w:tc>
+        <w:tc>
+          <w:tcPr>
+            <w:tcW w:type="dxa" w:w="1800"/>
+          </w:tcPr>
+          <w:p>
+            <w:r>
+              <w:rPr>
+                <w:b w:val="false"/>
+                <w:bCs w:val="false"/>
+              </w:rPr>
+              <w:t xml:space="preserve">Núcleo-Base</w:t>
+            </w:r>
+          </w:p>
+        </w:tc>
+        <w:tc>
+          <w:tcPr>
+            <w:tcW w:type="dxa" w:w="1400"/>
+          </w:tcPr>
+          <w:p>
+            <w:r>
+              <w:rPr>
+                <w:b w:val="false"/>
+                <w:bCs w:val="false"/>
+              </w:rPr>
+              <w:t xml:space="preserve">10</w:t>
+            </w:r>
+          </w:p>
+        </w:tc>
+        <w:tc>
+          <w:tcPr>
+            <w:tcW w:type="dxa" w:w="2800"/>
+          </w:tcPr>
+          <w:p>
+            <w:r>
+              <w:rPr>
+                <w:b w:val="false"/>
+                <w:bCs w:val="false"/>
+              </w:rPr>
+              <w:t xml:space="preserve">03_Fraude.docx</w:t>
+            </w:r>
+          </w:p>
+        </w:tc>
+      </w:tr>
+      <w:tr>
+        <w:tc>
+          <w:tcPr>
+            <w:tcW w:type="dxa" w:w="500"/>
+          </w:tcPr>
+          <w:p>
+            <w:r>
+              <w:rPr>
+                <w:b w:val="false"/>
+                <w:bCs w:val="false"/>
+              </w:rPr>
               <w:t xml:space="preserve">4</w:t>
             </w:r>
           </w:p>
@@ -214,37 +388,7 @@
                 <w:b w:val="false"/>
                 <w:bCs w:val="false"/>
               </w:rPr>
-              <w:t xml:space="preserve">01_Robo.docx</w:t>
-            </w:r>
-          </w:p>
-        </w:tc>
-      </w:tr>
-      <w:tr>
-        <w:tc>
-          <w:tcPr>
-            <w:tcW w:type="dxa" w:w="500"/>
-          </w:tcPr>
-          <w:p>
-            <w:r>
-              <w:rPr>
-                <w:b w:val="false"/>
-                <w:bCs w:val="false"/>
-              </w:rPr>
-              <w:t xml:space="preserve">2</w:t>
-            </w:r>
-          </w:p>
-        </w:tc>
-        <w:tc>
-          <w:tcPr>
-            <w:tcW w:type="dxa" w:w="2800"/>
-          </w:tcPr>
-          <w:p>
-            <w:r>
-              <w:rPr>
-                <w:b w:val="false"/>
-                <w:bCs w:val="false"/>
-              </w:rPr>
-              <w:t xml:space="preserve">Mentira</w:t>
+              <w:t xml:space="preserve">Irresponsabilidad</w:t>
             </w:r>
           </w:p>
         </w:tc>
@@ -272,51 +416,51 @@
                 <w:b w:val="false"/>
                 <w:bCs w:val="false"/>
               </w:rPr>
-              <w:t xml:space="preserve">4</w:t>
-            </w:r>
-          </w:p>
-        </w:tc>
-        <w:tc>
-          <w:tcPr>
-            <w:tcW w:type="dxa" w:w="2800"/>
-          </w:tcPr>
-          <w:p>
-            <w:r>
-              <w:rPr>
-                <w:b w:val="false"/>
-                <w:bCs w:val="false"/>
-              </w:rPr>
-              <w:t xml:space="preserve">02_Mentira.docx</w:t>
-            </w:r>
-          </w:p>
-        </w:tc>
-      </w:tr>
-      <w:tr>
-        <w:tc>
-          <w:tcPr>
-            <w:tcW w:type="dxa" w:w="500"/>
-          </w:tcPr>
-          <w:p>
-            <w:r>
-              <w:rPr>
-                <w:b w:val="false"/>
-                <w:bCs w:val="false"/>
-              </w:rPr>
-              <w:t xml:space="preserve">3</w:t>
-            </w:r>
-          </w:p>
-        </w:tc>
-        <w:tc>
-          <w:tcPr>
-            <w:tcW w:type="dxa" w:w="2800"/>
-          </w:tcPr>
-          <w:p>
-            <w:r>
-              <w:rPr>
-                <w:b w:val="false"/>
-                <w:bCs w:val="false"/>
-              </w:rPr>
-              <w:t xml:space="preserve">Fraude</w:t>
+              <w:t xml:space="preserve">10</w:t>
+            </w:r>
+          </w:p>
+        </w:tc>
+        <w:tc>
+          <w:tcPr>
+            <w:tcW w:type="dxa" w:w="2800"/>
+          </w:tcPr>
+          <w:p>
+            <w:r>
+              <w:rPr>
+                <w:b w:val="false"/>
+                <w:bCs w:val="false"/>
+              </w:rPr>
+              <w:t xml:space="preserve">04_Irresponsabilidad.docx</w:t>
+            </w:r>
+          </w:p>
+        </w:tc>
+      </w:tr>
+      <w:tr>
+        <w:tc>
+          <w:tcPr>
+            <w:tcW w:type="dxa" w:w="500"/>
+          </w:tcPr>
+          <w:p>
+            <w:r>
+              <w:rPr>
+                <w:b w:val="false"/>
+                <w:bCs w:val="false"/>
+              </w:rPr>
+              <w:t xml:space="preserve">5</w:t>
+            </w:r>
+          </w:p>
+        </w:tc>
+        <w:tc>
+          <w:tcPr>
+            <w:tcW w:type="dxa" w:w="2800"/>
+          </w:tcPr>
+          <w:p>
+            <w:r>
+              <w:rPr>
+                <w:b w:val="false"/>
+                <w:bCs w:val="false"/>
+              </w:rPr>
+              <w:t xml:space="preserve">Soborno</w:t>
             </w:r>
           </w:p>
         </w:tc>
@@ -344,151 +488,7 @@
                 <w:b w:val="false"/>
                 <w:bCs w:val="false"/>
               </w:rPr>
-              <w:t xml:space="preserve">4</w:t>
-            </w:r>
-          </w:p>
-        </w:tc>
-        <w:tc>
-          <w:tcPr>
-            <w:tcW w:type="dxa" w:w="2800"/>
-          </w:tcPr>
-          <w:p>
-            <w:r>
-              <w:rPr>
-                <w:b w:val="false"/>
-                <w:bCs w:val="false"/>
-              </w:rPr>
-              <w:t xml:space="preserve">03_Fraude.docx</w:t>
-            </w:r>
-          </w:p>
-        </w:tc>
-      </w:tr>
-      <w:tr>
-        <w:tc>
-          <w:tcPr>
-            <w:tcW w:type="dxa" w:w="500"/>
-          </w:tcPr>
-          <w:p>
-            <w:r>
-              <w:rPr>
-                <w:b w:val="false"/>
-                <w:bCs w:val="false"/>
-              </w:rPr>
-              <w:t xml:space="preserve">4</w:t>
-            </w:r>
-          </w:p>
-        </w:tc>
-        <w:tc>
-          <w:tcPr>
-            <w:tcW w:type="dxa" w:w="2800"/>
-          </w:tcPr>
-          <w:p>
-            <w:r>
-              <w:rPr>
-                <w:b w:val="false"/>
-                <w:bCs w:val="false"/>
-              </w:rPr>
-              <w:t xml:space="preserve">Irresponsabilidad</w:t>
-            </w:r>
-          </w:p>
-        </w:tc>
-        <w:tc>
-          <w:tcPr>
-            <w:tcW w:type="dxa" w:w="1800"/>
-          </w:tcPr>
-          <w:p>
-            <w:r>
-              <w:rPr>
-                <w:b w:val="false"/>
-                <w:bCs w:val="false"/>
-              </w:rPr>
-              <w:t xml:space="preserve">Núcleo-Base</w:t>
-            </w:r>
-          </w:p>
-        </w:tc>
-        <w:tc>
-          <w:tcPr>
-            <w:tcW w:type="dxa" w:w="1400"/>
-          </w:tcPr>
-          <w:p>
-            <w:r>
-              <w:rPr>
-                <w:b w:val="false"/>
-                <w:bCs w:val="false"/>
-              </w:rPr>
-              <w:t xml:space="preserve">4</w:t>
-            </w:r>
-          </w:p>
-        </w:tc>
-        <w:tc>
-          <w:tcPr>
-            <w:tcW w:type="dxa" w:w="2800"/>
-          </w:tcPr>
-          <w:p>
-            <w:r>
-              <w:rPr>
-                <w:b w:val="false"/>
-                <w:bCs w:val="false"/>
-              </w:rPr>
-              <w:t xml:space="preserve">04_Irresponsabilidad.docx</w:t>
-            </w:r>
-          </w:p>
-        </w:tc>
-      </w:tr>
-      <w:tr>
-        <w:tc>
-          <w:tcPr>
-            <w:tcW w:type="dxa" w:w="500"/>
-          </w:tcPr>
-          <w:p>
-            <w:r>
-              <w:rPr>
-                <w:b w:val="false"/>
-                <w:bCs w:val="false"/>
-              </w:rPr>
-              <w:t xml:space="preserve">5</w:t>
-            </w:r>
-          </w:p>
-        </w:tc>
-        <w:tc>
-          <w:tcPr>
-            <w:tcW w:type="dxa" w:w="2800"/>
-          </w:tcPr>
-          <w:p>
-            <w:r>
-              <w:rPr>
-                <w:b w:val="false"/>
-                <w:bCs w:val="false"/>
-              </w:rPr>
-              <w:t xml:space="preserve">Soborno</w:t>
-            </w:r>
-          </w:p>
-        </w:tc>
-        <w:tc>
-          <w:tcPr>
-            <w:tcW w:type="dxa" w:w="1800"/>
-          </w:tcPr>
-          <w:p>
-            <w:r>
-              <w:rPr>
-                <w:b w:val="false"/>
-                <w:bCs w:val="false"/>
-              </w:rPr>
-              <w:t xml:space="preserve">Núcleo-Base</w:t>
-            </w:r>
-          </w:p>
-        </w:tc>
-        <w:tc>
-          <w:tcPr>
-            <w:tcW w:type="dxa" w:w="1400"/>
-          </w:tcPr>
-          <w:p>
-            <w:r>
-              <w:rPr>
-                <w:b w:val="false"/>
-                <w:bCs w:val="false"/>
-              </w:rPr>
-              <w:t xml:space="preserve">4</w:t>
+              <w:t xml:space="preserve">10</w:t>
             </w:r>
           </w:p>
         </w:tc>
@@ -560,7 +560,7 @@
                 <w:b w:val="false"/>
                 <w:bCs w:val="false"/>
               </w:rPr>
-              <w:t xml:space="preserve">4</w:t>
+              <w:t xml:space="preserve">10</w:t>
             </w:r>
           </w:p>
         </w:tc>
@@ -632,7 +632,7 @@
                 <w:b w:val="false"/>
                 <w:bCs w:val="false"/>
               </w:rPr>
-              <w:t xml:space="preserve">4</w:t>
+              <w:t xml:space="preserve">10</w:t>
             </w:r>
           </w:p>
         </w:tc>
@@ -704,7 +704,7 @@
                 <w:b w:val="false"/>
                 <w:bCs w:val="false"/>
               </w:rPr>
-              <w:t xml:space="preserve">4</w:t>
+              <w:t xml:space="preserve">10</w:t>
             </w:r>
           </w:p>
         </w:tc>
@@ -776,7 +776,7 @@
                 <w:b w:val="false"/>
                 <w:bCs w:val="false"/>
               </w:rPr>
-              <w:t xml:space="preserve">4</w:t>
+              <w:t xml:space="preserve">10</w:t>
             </w:r>
           </w:p>
         </w:tc>
@@ -848,7 +848,7 @@
                 <w:b w:val="false"/>
                 <w:bCs w:val="false"/>
               </w:rPr>
-              <w:t xml:space="preserve">4</w:t>
+              <w:t xml:space="preserve">10</w:t>
             </w:r>
           </w:p>
         </w:tc>
@@ -920,7 +920,7 @@
                 <w:b w:val="false"/>
                 <w:bCs w:val="false"/>
               </w:rPr>
-              <w:t xml:space="preserve">4</w:t>
+              <w:t xml:space="preserve">10</w:t>
             </w:r>
           </w:p>
         </w:tc>
@@ -992,7 +992,7 @@
                 <w:b w:val="false"/>
                 <w:bCs w:val="false"/>
               </w:rPr>
-              <w:t xml:space="preserve">4</w:t>
+              <w:t xml:space="preserve">10</w:t>
             </w:r>
           </w:p>
         </w:tc>
@@ -1064,7 +1064,7 @@
                 <w:b w:val="false"/>
                 <w:bCs w:val="false"/>
               </w:rPr>
-              <w:t xml:space="preserve">3</w:t>
+              <w:t xml:space="preserve">10</w:t>
             </w:r>
           </w:p>
         </w:tc>
@@ -1136,7 +1136,7 @@
                 <w:b w:val="false"/>
                 <w:bCs w:val="false"/>
               </w:rPr>
-              <w:t xml:space="preserve">3</w:t>
+              <w:t xml:space="preserve">10</w:t>
             </w:r>
           </w:p>
         </w:tc>
@@ -1208,7 +1208,7 @@
                 <w:b w:val="false"/>
                 <w:bCs w:val="false"/>
               </w:rPr>
-              <w:t xml:space="preserve">3</w:t>
+              <w:t xml:space="preserve">10</w:t>
             </w:r>
           </w:p>
         </w:tc>
@@ -1280,7 +1280,7 @@
                 <w:b w:val="false"/>
                 <w:bCs w:val="false"/>
               </w:rPr>
-              <w:t xml:space="preserve">3</w:t>
+              <w:t xml:space="preserve">10</w:t>
             </w:r>
           </w:p>
         </w:tc>
@@ -1352,7 +1352,7 @@
                 <w:b w:val="false"/>
                 <w:bCs w:val="false"/>
               </w:rPr>
-              <w:t xml:space="preserve">3</w:t>
+              <w:t xml:space="preserve">10</w:t>
             </w:r>
           </w:p>
         </w:tc>
@@ -1424,7 +1424,7 @@
                 <w:b w:val="false"/>
                 <w:bCs w:val="false"/>
               </w:rPr>
-              <w:t xml:space="preserve">3</w:t>
+              <w:t xml:space="preserve">10</w:t>
             </w:r>
           </w:p>
         </w:tc>
@@ -1496,7 +1496,7 @@
                 <w:b w:val="false"/>
                 <w:bCs w:val="false"/>
               </w:rPr>
-              <w:t xml:space="preserve">3</w:t>
+              <w:t xml:space="preserve">10</w:t>
             </w:r>
           </w:p>
         </w:tc>
@@ -1568,7 +1568,7 @@
                 <w:b w:val="false"/>
                 <w:bCs w:val="false"/>
               </w:rPr>
-              <w:t xml:space="preserve">3</w:t>
+              <w:t xml:space="preserve">10</w:t>
             </w:r>
           </w:p>
         </w:tc>
@@ -1640,7 +1640,7 @@
                 <w:b w:val="false"/>
                 <w:bCs w:val="false"/>
               </w:rPr>
-              <w:t xml:space="preserve">3</w:t>
+              <w:t xml:space="preserve">10</w:t>
             </w:r>
           </w:p>
         </w:tc>
